--- a/downloads/sheets/t15.docx
+++ b/downloads/sheets/t15.docx
@@ -39,7 +39,7 @@
     </w:p>
     <w:p>
       <w:r>
-        <w:t>confirm. Five9 publishes Cisco as a SIP gateway type. This lab did not find an official UCCX or UCCE migration wizard. Mappings below are instructional.. last checked 2026-10.</w:t>
+        <w:t>confirm. Five9 publishes Cisco as a SIP gateway type. This lab did not find an official UCCX or UCCE migration wizard. Mappings below are instructional. last checked 2026-10.</w:t>
       </w:r>
     </w:p>
     <w:p>
@@ -49,7 +49,7 @@
     </w:p>
     <w:p>
       <w:r>
-        <w:t>confirm. The CSQ-to-skill mapping is a teaching bridge, not a Five9 migration utility.. last checked 2026-10.</w:t>
+        <w:t>confirm. The CSQ-to-skill mapping is a teaching bridge, not a Five9 migration utility. last checked 2026-10.</w:t>
       </w:r>
     </w:p>
     <w:p>
@@ -69,7 +69,7 @@
     </w:p>
     <w:p>
       <w:r>
-        <w:t>confirm. Module mapping from UCCX steps is instructional. Validate every script in a domain.. last checked 2026-10.</w:t>
+        <w:t>confirm. Module mapping from UCCX steps is instructional. Validate every script in a domain. last checked 2026-10.</w:t>
       </w:r>
     </w:p>
     <w:p>
@@ -89,7 +89,7 @@
     </w:p>
     <w:p>
       <w:r>
-        <w:t>confirm. The dialer product page and the outbound product page describe progressive pacing in different words. Quote the page you use.. last checked 2026-10.</w:t>
+        <w:t>confirm. The dialer product page and the outbound product page describe progressive pacing in different words. Quote the page you use. last checked 2026-10.</w:t>
       </w:r>
     </w:p>
     <w:p>
@@ -149,7 +149,7 @@
     </w:p>
     <w:p>
       <w:r>
-        <w:t>confirm. NANP versus E.164, 20 ms ptime, and 'no internal extensions' are practitioner cautions. They are not quoted here as Five9 requirements.. last checked 2026-10.</w:t>
+        <w:t>confirm. NANP versus E.164, 20 ms ptime, and 'no internal extensions' are practitioner cautions. They are not quoted here as Five9 requirements. last checked 2026-10.</w:t>
       </w:r>
     </w:p>
     <w:p>
@@ -164,7 +164,7 @@
     </w:p>
     <w:p>
       <w:r>
-        <w:t>confirm. This checklist is a teaching bridge for cutover discipline. It is not an official Five9 UCCE runbook.. last checked 2026-10.</w:t>
+        <w:t>confirm. This checklist is a teaching bridge for cutover discipline. It is not an official Five9 UCCE runbook. last checked 2026-10.</w:t>
       </w:r>
     </w:p>
   </w:body>
